--- a/Knowledge/3-Work knowledge/1-Software Engineering/2-General Technologies/9-Databases/5-My Source/1-Intro to Databases/2-local or remote databases.docx
+++ b/Knowledge/3-Work knowledge/1-Software Engineering/2-General Technologies/9-Databases/5-My Source/1-Intro to Databases/2-local or remote databases.docx
@@ -9,6 +9,9 @@
       <w:bookmarkStart w:id="0" w:name="_kyiegowtltk7" w:colFirst="0" w:colLast="0"/>
       <w:bookmarkEnd w:id="0"/>
       <w:r>
+        <w:rPr>
+          <w:rFonts w:ascii="Arial" w:hAnsi="Arial" w:eastAsia="Arial"/>
+        </w:rPr>
         <w:t>local or remote databases</w:t>
       </w:r>
     </w:p>
@@ -22,6 +25,9 @@
       <w:bookmarkStart w:id="1" w:name="_gye00e9qpx47" w:colFirst="0" w:colLast="0"/>
       <w:bookmarkEnd w:id="1"/>
       <w:r>
+        <w:rPr>
+          <w:rFonts w:ascii="Arial" w:hAnsi="Arial" w:eastAsia="Arial"/>
+        </w:rPr>
         <w:t>🌍 What Is a Local or Remote Database?</w:t>
       </w:r>
     </w:p>
@@ -31,6 +37,7 @@
       </w:pPr>
       <w:r>
         <w:rPr>
+          <w:rFonts w:ascii="Arial" w:hAnsi="Arial" w:eastAsia="Arial"/>
           <w:b/>
           <w:color w:val="000000"/>
           <w:sz w:val="18"/>
@@ -40,6 +47,7 @@
       </w:r>
       <w:r>
         <w:rPr>
+          <w:rFonts w:ascii="Arial" w:hAnsi="Arial" w:eastAsia="Arial"/>
           <w:color w:val="000000"/>
           <w:sz w:val="18"/>
           <w:highlight w:val="lightGray"/>
@@ -48,6 +56,7 @@
       </w:r>
       <w:r>
         <w:rPr>
+          <w:rFonts w:ascii="Arial" w:hAnsi="Arial" w:eastAsia="Arial"/>
           <w:b/>
           <w:color w:val="000000"/>
           <w:sz w:val="18"/>
@@ -57,6 +66,7 @@
       </w:r>
       <w:r>
         <w:rPr>
+          <w:rFonts w:ascii="Arial" w:hAnsi="Arial" w:eastAsia="Arial"/>
           <w:color w:val="000000"/>
           <w:sz w:val="18"/>
           <w:highlight w:val="lightGray"/>
@@ -65,6 +75,7 @@
       </w:r>
       <w:r>
         <w:rPr>
+          <w:rFonts w:ascii="Arial" w:hAnsi="Arial" w:eastAsia="Arial"/>
           <w:b/>
           <w:color w:val="000000"/>
           <w:sz w:val="18"/>
@@ -74,6 +85,7 @@
       </w:r>
       <w:r>
         <w:rPr>
+          <w:rFonts w:ascii="Arial" w:hAnsi="Arial" w:eastAsia="Arial"/>
           <w:color w:val="000000"/>
           <w:sz w:val="18"/>
           <w:highlight w:val="lightGray"/>
@@ -140,6 +152,9 @@
       <w:bookmarkStart w:id="2" w:name="_pmt9i8suki4k" w:colFirst="0" w:colLast="0"/>
       <w:bookmarkEnd w:id="2"/>
       <w:r>
+        <w:rPr>
+          <w:rFonts w:ascii="Arial" w:hAnsi="Arial" w:eastAsia="Arial"/>
+        </w:rPr>
         <w:t>🖥️ Local Database</w:t>
       </w:r>
     </w:p>
@@ -149,6 +164,7 @@
       </w:pPr>
       <w:r>
         <w:rPr>
+          <w:rFonts w:ascii="Arial" w:hAnsi="Arial" w:eastAsia="Arial"/>
           <w:b/>
           <w:color w:val="000000"/>
           <w:sz w:val="18"/>
@@ -158,6 +174,7 @@
       </w:r>
       <w:r>
         <w:rPr>
+          <w:rFonts w:ascii="Arial" w:hAnsi="Arial" w:eastAsia="Arial"/>
           <w:color w:val="000000"/>
           <w:sz w:val="18"/>
           <w:highlight w:val="lightGray"/>
@@ -166,6 +183,7 @@
       </w:r>
       <w:r>
         <w:rPr>
+          <w:rFonts w:ascii="Arial" w:hAnsi="Arial" w:eastAsia="Arial"/>
           <w:b/>
           <w:color w:val="000000"/>
           <w:sz w:val="18"/>
@@ -175,6 +193,7 @@
       </w:r>
       <w:r>
         <w:rPr>
+          <w:rFonts w:ascii="Arial" w:hAnsi="Arial" w:eastAsia="Arial"/>
           <w:color w:val="000000"/>
           <w:sz w:val="18"/>
           <w:highlight w:val="lightGray"/>
@@ -183,6 +202,7 @@
       </w:r>
       <w:r>
         <w:rPr>
+          <w:rFonts w:ascii="Arial" w:hAnsi="Arial" w:eastAsia="Arial"/>
           <w:b/>
           <w:color w:val="000000"/>
           <w:sz w:val="18"/>
@@ -192,6 +212,7 @@
       </w:r>
       <w:r>
         <w:rPr>
+          <w:rFonts w:ascii="Arial" w:hAnsi="Arial" w:eastAsia="Arial"/>
           <w:color w:val="000000"/>
           <w:sz w:val="18"/>
           <w:highlight w:val="lightGray"/>
@@ -384,6 +405,9 @@
       <w:bookmarkStart w:id="3" w:name="_zomueb6bzed" w:colFirst="0" w:colLast="0"/>
       <w:bookmarkEnd w:id="3"/>
       <w:r>
+        <w:rPr>
+          <w:rFonts w:ascii="Arial" w:hAnsi="Arial" w:eastAsia="Arial"/>
+        </w:rPr>
         <w:t>🌐 Remote Database</w:t>
       </w:r>
     </w:p>
@@ -393,6 +417,7 @@
       </w:pPr>
       <w:r>
         <w:rPr>
+          <w:rFonts w:ascii="Arial" w:hAnsi="Arial" w:eastAsia="Arial"/>
           <w:b/>
           <w:color w:val="000000"/>
           <w:sz w:val="18"/>
@@ -402,6 +427,7 @@
       </w:r>
       <w:r>
         <w:rPr>
+          <w:rFonts w:ascii="Arial" w:hAnsi="Arial" w:eastAsia="Arial"/>
           <w:color w:val="000000"/>
           <w:sz w:val="18"/>
           <w:highlight w:val="lightGray"/>
@@ -410,6 +436,7 @@
       </w:r>
       <w:r>
         <w:rPr>
+          <w:rFonts w:ascii="Arial" w:hAnsi="Arial" w:eastAsia="Arial"/>
           <w:b/>
           <w:color w:val="000000"/>
           <w:sz w:val="18"/>
@@ -419,6 +446,7 @@
       </w:r>
       <w:r>
         <w:rPr>
+          <w:rFonts w:ascii="Arial" w:hAnsi="Arial" w:eastAsia="Arial"/>
           <w:color w:val="000000"/>
           <w:sz w:val="18"/>
           <w:highlight w:val="lightGray"/>
@@ -427,6 +455,7 @@
       </w:r>
       <w:r>
         <w:rPr>
+          <w:rFonts w:ascii="Arial" w:hAnsi="Arial" w:eastAsia="Arial"/>
           <w:b/>
           <w:color w:val="000000"/>
           <w:sz w:val="18"/>
@@ -436,6 +465,7 @@
       </w:r>
       <w:r>
         <w:rPr>
+          <w:rFonts w:ascii="Arial" w:hAnsi="Arial" w:eastAsia="Arial"/>
           <w:color w:val="000000"/>
           <w:sz w:val="18"/>
           <w:highlight w:val="lightGray"/>
@@ -615,6 +645,9 @@
       <w:bookmarkStart w:id="4" w:name="_owtexiqkhrnp" w:colFirst="0" w:colLast="0"/>
       <w:bookmarkEnd w:id="4"/>
       <w:r>
+        <w:rPr>
+          <w:rFonts w:ascii="Arial" w:hAnsi="Arial" w:eastAsia="Arial"/>
+        </w:rPr>
         <w:t>🔄 Quick Comparison</w:t>
       </w:r>
     </w:p>
@@ -631,6 +664,7 @@
       </w:pPr>
       <w:r>
         <w:rPr>
+          <w:rFonts w:ascii="Arial" w:hAnsi="Arial" w:eastAsia="Arial"/>
           <w:b/>
           <w:color w:val="000000"/>
           <w:sz w:val="18"/>
@@ -640,6 +674,7 @@
       </w:r>
       <w:r>
         <w:rPr>
+          <w:rFonts w:ascii="Arial" w:hAnsi="Arial" w:eastAsia="Arial"/>
           <w:color w:val="000000"/>
           <w:sz w:val="18"/>
           <w:highlight w:val="lightGray"/>
@@ -648,6 +683,7 @@
       </w:r>
       <w:r>
         <w:rPr>
+          <w:rFonts w:ascii="Arial" w:hAnsi="Arial" w:eastAsia="Arial"/>
           <w:b/>
           <w:color w:val="000000"/>
           <w:sz w:val="18"/>
@@ -657,6 +693,7 @@
       </w:r>
       <w:r>
         <w:rPr>
+          <w:rFonts w:ascii="Arial" w:hAnsi="Arial" w:eastAsia="Arial"/>
           <w:color w:val="000000"/>
           <w:sz w:val="18"/>
           <w:highlight w:val="lightGray"/>
@@ -665,6 +702,7 @@
       </w:r>
       <w:r>
         <w:rPr>
+          <w:rFonts w:ascii="Arial" w:hAnsi="Arial" w:eastAsia="Arial"/>
           <w:b/>
           <w:color w:val="000000"/>
           <w:sz w:val="18"/>
@@ -674,6 +712,7 @@
       </w:r>
       <w:r>
         <w:rPr>
+          <w:rFonts w:ascii="Arial" w:hAnsi="Arial" w:eastAsia="Arial"/>
           <w:color w:val="000000"/>
           <w:sz w:val="18"/>
           <w:highlight w:val="lightGray"/>
@@ -684,6 +723,7 @@
     <w:p>
       <w:r>
         <w:rPr>
+          <w:rFonts w:ascii="Arial" w:hAnsi="Arial" w:eastAsia="Arial"/>
           <w:noProof/>
         </w:rPr>
         <w:drawing>
@@ -768,7 +808,7 @@
             </w:pPr>
             <w:r>
               <w:rPr>
-                <w:rFonts w:ascii="Roboto Mono" w:eastAsia="Roboto Mono" w:hAnsi="Roboto Mono"/>
+                <w:rFonts w:ascii="Arial" w:eastAsia="Arial" w:hAnsi="Arial"/>
                 <w:b/>
                 <w:bCs/>
               </w:rPr>
@@ -798,7 +838,7 @@
             </w:pPr>
             <w:r>
               <w:rPr>
-                <w:rFonts w:ascii="Roboto Mono" w:eastAsia="Roboto Mono" w:hAnsi="Roboto Mono"/>
+                <w:rFonts w:ascii="Arial" w:eastAsia="Arial" w:hAnsi="Arial"/>
                 <w:b/>
                 <w:bCs/>
               </w:rPr>
@@ -828,7 +868,7 @@
             </w:pPr>
             <w:r>
               <w:rPr>
-                <w:rFonts w:ascii="Roboto Mono" w:eastAsia="Roboto Mono" w:hAnsi="Roboto Mono"/>
+                <w:rFonts w:ascii="Arial" w:eastAsia="Arial" w:hAnsi="Arial"/>
                 <w:b/>
                 <w:bCs/>
               </w:rPr>
@@ -860,7 +900,7 @@
           <w:p>
             <w:r>
               <w:rPr>
-                <w:rFonts w:ascii="Roboto Mono" w:eastAsia="Roboto Mono" w:hAnsi="Roboto Mono"/>
+                <w:rFonts w:ascii="Arial" w:eastAsia="Arial" w:hAnsi="Arial"/>
               </w:rPr>
               <w:t>Location</w:t>
             </w:r>
@@ -885,7 +925,7 @@
           <w:p>
             <w:r>
               <w:rPr>
-                <w:rFonts w:ascii="Roboto Mono" w:eastAsia="Roboto Mono" w:hAnsi="Roboto Mono"/>
+                <w:rFonts w:ascii="Arial" w:eastAsia="Arial" w:hAnsi="Arial"/>
               </w:rPr>
               <w:t>On your device</w:t>
             </w:r>
@@ -910,7 +950,7 @@
           <w:p>
             <w:r>
               <w:rPr>
-                <w:rFonts w:ascii="Roboto Mono" w:eastAsia="Roboto Mono" w:hAnsi="Roboto Mono"/>
+                <w:rFonts w:ascii="Arial" w:eastAsia="Arial" w:hAnsi="Arial"/>
               </w:rPr>
               <w:t>On a remote server</w:t>
             </w:r>
@@ -940,7 +980,7 @@
           <w:p>
             <w:r>
               <w:rPr>
-                <w:rFonts w:ascii="Roboto Mono" w:eastAsia="Roboto Mono" w:hAnsi="Roboto Mono"/>
+                <w:rFonts w:ascii="Arial" w:eastAsia="Arial" w:hAnsi="Arial"/>
               </w:rPr>
               <w:t>Speed</w:t>
             </w:r>
@@ -965,7 +1005,7 @@
           <w:p>
             <w:r>
               <w:rPr>
-                <w:rFonts w:ascii="Roboto Mono" w:eastAsia="Roboto Mono" w:hAnsi="Roboto Mono"/>
+                <w:rFonts w:ascii="Arial" w:eastAsia="Arial" w:hAnsi="Arial"/>
               </w:rPr>
               <w:t>Faster (no network delay)</w:t>
             </w:r>
@@ -990,7 +1030,7 @@
           <w:p>
             <w:r>
               <w:rPr>
-                <w:rFonts w:ascii="Roboto Mono" w:eastAsia="Roboto Mono" w:hAnsi="Roboto Mono"/>
+                <w:rFonts w:ascii="Arial" w:eastAsia="Arial" w:hAnsi="Arial"/>
               </w:rPr>
               <w:t>May be slower (depends on internet)</w:t>
             </w:r>
@@ -1020,7 +1060,7 @@
           <w:p>
             <w:r>
               <w:rPr>
-                <w:rFonts w:ascii="Roboto Mono" w:eastAsia="Roboto Mono" w:hAnsi="Roboto Mono"/>
+                <w:rFonts w:ascii="Arial" w:eastAsia="Arial" w:hAnsi="Arial"/>
               </w:rPr>
               <w:t>Security</w:t>
             </w:r>
@@ -1045,7 +1085,7 @@
           <w:p>
             <w:r>
               <w:rPr>
-                <w:rFonts w:ascii="Roboto Mono" w:eastAsia="Roboto Mono" w:hAnsi="Roboto Mono"/>
+                <w:rFonts w:ascii="Arial" w:eastAsia="Arial" w:hAnsi="Arial"/>
               </w:rPr>
               <w:t>Less concern (dev use)</w:t>
             </w:r>
@@ -1070,7 +1110,7 @@
           <w:p>
             <w:r>
               <w:rPr>
-                <w:rFonts w:ascii="Roboto Mono" w:eastAsia="Roboto Mono" w:hAnsi="Roboto Mono"/>
+                <w:rFonts w:ascii="Arial" w:eastAsia="Arial" w:hAnsi="Arial"/>
               </w:rPr>
               <w:t>Needs encryption, firewall</w:t>
             </w:r>
@@ -1100,7 +1140,7 @@
           <w:p>
             <w:r>
               <w:rPr>
-                <w:rFonts w:ascii="Roboto Mono" w:eastAsia="Roboto Mono" w:hAnsi="Roboto Mono"/>
+                <w:rFonts w:ascii="Arial" w:eastAsia="Arial" w:hAnsi="Arial"/>
               </w:rPr>
               <w:t>Usage Scenario</w:t>
             </w:r>
@@ -1125,7 +1165,7 @@
           <w:p>
             <w:r>
               <w:rPr>
-                <w:rFonts w:ascii="Roboto Mono" w:eastAsia="Roboto Mono" w:hAnsi="Roboto Mono"/>
+                <w:rFonts w:ascii="Arial" w:eastAsia="Arial" w:hAnsi="Arial"/>
               </w:rPr>
               <w:t>Development, testing</w:t>
             </w:r>
@@ -1150,7 +1190,7 @@
           <w:p>
             <w:r>
               <w:rPr>
-                <w:rFonts w:ascii="Roboto Mono" w:eastAsia="Roboto Mono" w:hAnsi="Roboto Mono"/>
+                <w:rFonts w:ascii="Arial" w:eastAsia="Arial" w:hAnsi="Arial"/>
               </w:rPr>
               <w:t>Production, team access</w:t>
             </w:r>
@@ -1180,7 +1220,7 @@
           <w:p>
             <w:r>
               <w:rPr>
-                <w:rFonts w:ascii="Roboto Mono" w:eastAsia="Roboto Mono" w:hAnsi="Roboto Mono"/>
+                <w:rFonts w:ascii="Arial" w:eastAsia="Arial" w:hAnsi="Arial"/>
               </w:rPr>
               <w:t>Access</w:t>
             </w:r>
@@ -1205,7 +1245,7 @@
           <w:p>
             <w:r>
               <w:rPr>
-                <w:rFonts w:ascii="Roboto Mono" w:eastAsia="Roboto Mono" w:hAnsi="Roboto Mono"/>
+                <w:rFonts w:ascii="Arial" w:eastAsia="Arial" w:hAnsi="Arial"/>
               </w:rPr>
               <w:t>Only from your computer</w:t>
             </w:r>
@@ -1230,7 +1270,7 @@
           <w:p>
             <w:r>
               <w:rPr>
-                <w:rFonts w:ascii="Roboto Mono" w:eastAsia="Roboto Mono" w:hAnsi="Roboto Mono"/>
+                <w:rFonts w:ascii="Arial" w:eastAsia="Arial" w:hAnsi="Arial"/>
               </w:rPr>
               <w:t>From anywhere (with permission)</w:t>
             </w:r>
@@ -1258,6 +1298,9 @@
       <w:bookmarkStart w:id="5" w:name="_katjlmsb0r2g" w:colFirst="0" w:colLast="0"/>
       <w:bookmarkEnd w:id="5"/>
       <w:r>
+        <w:rPr>
+          <w:rFonts w:ascii="Arial" w:hAnsi="Arial" w:eastAsia="Arial"/>
+        </w:rPr>
         <w:t>🧪 Use Case Examples</w:t>
       </w:r>
     </w:p>
@@ -1274,6 +1317,7 @@
       </w:pPr>
       <w:r>
         <w:rPr>
+          <w:rFonts w:ascii="Arial" w:hAnsi="Arial" w:eastAsia="Arial"/>
           <w:b/>
           <w:color w:val="000000"/>
           <w:sz w:val="18"/>
@@ -1283,6 +1327,7 @@
       </w:r>
       <w:r>
         <w:rPr>
+          <w:rFonts w:ascii="Arial" w:hAnsi="Arial" w:eastAsia="Arial"/>
           <w:color w:val="000000"/>
           <w:sz w:val="18"/>
           <w:highlight w:val="lightGray"/>
@@ -1291,6 +1336,7 @@
       </w:r>
       <w:r>
         <w:rPr>
+          <w:rFonts w:ascii="Arial" w:hAnsi="Arial" w:eastAsia="Arial"/>
           <w:b/>
           <w:color w:val="000000"/>
           <w:sz w:val="18"/>
@@ -1300,6 +1346,7 @@
       </w:r>
       <w:r>
         <w:rPr>
+          <w:rFonts w:ascii="Arial" w:hAnsi="Arial" w:eastAsia="Arial"/>
           <w:color w:val="000000"/>
           <w:sz w:val="18"/>
           <w:highlight w:val="lightGray"/>
@@ -1308,6 +1355,7 @@
       </w:r>
       <w:r>
         <w:rPr>
+          <w:rFonts w:ascii="Arial" w:hAnsi="Arial" w:eastAsia="Arial"/>
           <w:b/>
           <w:color w:val="000000"/>
           <w:sz w:val="18"/>
@@ -1317,6 +1365,7 @@
       </w:r>
       <w:r>
         <w:rPr>
+          <w:rFonts w:ascii="Arial" w:hAnsi="Arial" w:eastAsia="Arial"/>
           <w:color w:val="000000"/>
           <w:sz w:val="18"/>
           <w:highlight w:val="lightGray"/>
@@ -1327,6 +1376,7 @@
     <w:p>
       <w:r>
         <w:rPr>
+          <w:rFonts w:ascii="Arial" w:hAnsi="Arial" w:eastAsia="Arial"/>
           <w:noProof/>
         </w:rPr>
         <w:drawing>
@@ -1410,7 +1460,7 @@
             </w:pPr>
             <w:r>
               <w:rPr>
-                <w:rFonts w:ascii="Roboto Mono" w:eastAsia="Roboto Mono" w:hAnsi="Roboto Mono"/>
+                <w:rFonts w:ascii="Arial" w:eastAsia="Arial" w:hAnsi="Arial"/>
                 <w:b/>
                 <w:bCs/>
               </w:rPr>
@@ -1440,7 +1490,7 @@
             </w:pPr>
             <w:r>
               <w:rPr>
-                <w:rFonts w:ascii="Roboto Mono" w:eastAsia="Roboto Mono" w:hAnsi="Roboto Mono"/>
+                <w:rFonts w:ascii="Arial" w:eastAsia="Arial" w:hAnsi="Arial"/>
                 <w:b/>
                 <w:bCs/>
               </w:rPr>
@@ -1472,7 +1522,7 @@
           <w:p>
             <w:r>
               <w:rPr>
-                <w:rFonts w:ascii="Roboto Mono" w:eastAsia="Roboto Mono" w:hAnsi="Roboto Mono"/>
+                <w:rFonts w:ascii="Arial" w:eastAsia="Arial" w:hAnsi="Arial"/>
               </w:rPr>
               <w:t>Learning SQL at home</w:t>
             </w:r>
@@ -1497,7 +1547,7 @@
           <w:p>
             <w:r>
               <w:rPr>
-                <w:rFonts w:ascii="Roboto Mono" w:eastAsia="Roboto Mono" w:hAnsi="Roboto Mono" w:cs="Arial Unicode MS"/>
+                <w:rFonts w:ascii="Arial" w:eastAsia="Arial" w:hAnsi="Arial" w:cs="Arial Unicode MS"/>
               </w:rPr>
               <w:t>✅ Local</w:t>
             </w:r>
@@ -1527,7 +1577,7 @@
           <w:p>
             <w:r>
               <w:rPr>
-                <w:rFonts w:ascii="Roboto Mono" w:eastAsia="Roboto Mono" w:hAnsi="Roboto Mono"/>
+                <w:rFonts w:ascii="Arial" w:eastAsia="Arial" w:hAnsi="Arial"/>
               </w:rPr>
               <w:t>Hosting an e-commerce website</w:t>
             </w:r>
@@ -1552,7 +1602,7 @@
           <w:p>
             <w:r>
               <w:rPr>
-                <w:rFonts w:ascii="Roboto Mono" w:eastAsia="Roboto Mono" w:hAnsi="Roboto Mono" w:cs="Arial Unicode MS"/>
+                <w:rFonts w:ascii="Arial" w:eastAsia="Arial" w:hAnsi="Arial" w:cs="Arial Unicode MS"/>
               </w:rPr>
               <w:t>✅ Remote</w:t>
             </w:r>
@@ -1582,7 +1632,7 @@
           <w:p>
             <w:r>
               <w:rPr>
-                <w:rFonts w:ascii="Roboto Mono" w:eastAsia="Roboto Mono" w:hAnsi="Roboto Mono"/>
+                <w:rFonts w:ascii="Arial" w:eastAsia="Arial" w:hAnsi="Arial"/>
               </w:rPr>
               <w:t>Building an app for school project</w:t>
             </w:r>
@@ -1607,7 +1657,7 @@
           <w:p>
             <w:r>
               <w:rPr>
-                <w:rFonts w:ascii="Roboto Mono" w:eastAsia="Roboto Mono" w:hAnsi="Roboto Mono" w:cs="Arial Unicode MS"/>
+                <w:rFonts w:ascii="Arial" w:eastAsia="Arial" w:hAnsi="Arial" w:cs="Arial Unicode MS"/>
               </w:rPr>
               <w:t>✅ Local</w:t>
             </w:r>
@@ -1637,7 +1687,7 @@
           <w:p>
             <w:r>
               <w:rPr>
-                <w:rFonts w:ascii="Roboto Mono" w:eastAsia="Roboto Mono" w:hAnsi="Roboto Mono"/>
+                <w:rFonts w:ascii="Arial" w:eastAsia="Arial" w:hAnsi="Arial"/>
               </w:rPr>
               <w:t>Company database used by all staff</w:t>
             </w:r>
@@ -1662,7 +1712,7 @@
           <w:p>
             <w:r>
               <w:rPr>
-                <w:rFonts w:ascii="Roboto Mono" w:eastAsia="Roboto Mono" w:hAnsi="Roboto Mono" w:cs="Arial Unicode MS"/>
+                <w:rFonts w:ascii="Arial" w:eastAsia="Arial" w:hAnsi="Arial" w:cs="Arial Unicode MS"/>
               </w:rPr>
               <w:t>✅ Remote</w:t>
             </w:r>

--- a/Knowledge/3-Work knowledge/1-Software Engineering/2-General Technologies/9-Databases/5-My Source/1-Intro to Databases/2-local or remote databases.docx
+++ b/Knowledge/3-Work knowledge/1-Software Engineering/2-General Technologies/9-Databases/5-My Source/1-Intro to Databases/2-local or remote databases.docx
@@ -10,7 +10,7 @@
       <w:bookmarkEnd w:id="0"/>
       <w:r>
         <w:rPr>
-          <w:rFonts w:ascii="Arial" w:hAnsi="Arial" w:eastAsia="Arial"/>
+          <w:rFonts w:ascii="Calibri Light" w:hAnsi="Calibri Light" w:eastAsia="Calibri Light"/>
         </w:rPr>
         <w:t>local or remote databases</w:t>
       </w:r>
@@ -26,7 +26,7 @@
       <w:bookmarkEnd w:id="1"/>
       <w:r>
         <w:rPr>
-          <w:rFonts w:ascii="Arial" w:hAnsi="Arial" w:eastAsia="Arial"/>
+          <w:rFonts w:ascii="Calibri Light" w:hAnsi="Calibri Light" w:eastAsia="Calibri Light"/>
         </w:rPr>
         <w:t>🌍 What Is a Local or Remote Database?</w:t>
       </w:r>
@@ -153,7 +153,7 @@
       <w:bookmarkEnd w:id="2"/>
       <w:r>
         <w:rPr>
-          <w:rFonts w:ascii="Arial" w:hAnsi="Arial" w:eastAsia="Arial"/>
+          <w:rFonts w:ascii="Calibri Light" w:hAnsi="Calibri Light" w:eastAsia="Calibri Light"/>
         </w:rPr>
         <w:t>🖥️ Local Database</w:t>
       </w:r>
@@ -406,7 +406,7 @@
       <w:bookmarkEnd w:id="3"/>
       <w:r>
         <w:rPr>
-          <w:rFonts w:ascii="Arial" w:hAnsi="Arial" w:eastAsia="Arial"/>
+          <w:rFonts w:ascii="Calibri Light" w:hAnsi="Calibri Light" w:eastAsia="Calibri Light"/>
         </w:rPr>
         <w:t>🌐 Remote Database</w:t>
       </w:r>
@@ -646,7 +646,7 @@
       <w:bookmarkEnd w:id="4"/>
       <w:r>
         <w:rPr>
-          <w:rFonts w:ascii="Arial" w:hAnsi="Arial" w:eastAsia="Arial"/>
+          <w:rFonts w:ascii="Calibri Light" w:hAnsi="Calibri Light" w:eastAsia="Calibri Light"/>
         </w:rPr>
         <w:t>🔄 Quick Comparison</w:t>
       </w:r>
@@ -1299,7 +1299,7 @@
       <w:bookmarkEnd w:id="5"/>
       <w:r>
         <w:rPr>
-          <w:rFonts w:ascii="Arial" w:hAnsi="Arial" w:eastAsia="Arial"/>
+          <w:rFonts w:ascii="Calibri Light" w:hAnsi="Calibri Light" w:eastAsia="Calibri Light"/>
         </w:rPr>
         <w:t>🧪 Use Case Examples</w:t>
       </w:r>
